--- a/10-应急管理/流程制度规范类文件/HFSJ-ITSS-1001-运维服务应急管理制度.docx
+++ b/10-应急管理/流程制度规范类文件/HFSJ-ITSS-1001-运维服务应急管理制度.docx
@@ -8412,7 +8412,7 @@
               <w:jc w:val="center"/>
             </w:pPr>
             <w:r>
-              <w:t>副总经理、运维部经理、研发部经理、产品产品质量部经理</w:t>
+              <w:t>副总经理、运维部经理、研发部经理、产品质量部经理</w:t>
             </w:r>
           </w:p>
         </w:tc>
